--- a/To-Do-List.docx
+++ b/To-Do-List.docx
@@ -89,122 +89,108 @@
           <w:lang w:val="en-US"/>
         </w:rPr>
       </w:pPr>
-      <w:r>
-        <w:rPr>
-          <w:rFonts w:ascii="Roboto Condensed" w:eastAsia="Times New Roman" w:hAnsi="Roboto Condensed" w:cs="Courier New"/>
-          <w:lang w:val="en-US"/>
-        </w:rPr>
-        <w:t>Sprint Planning:</w:t>
-      </w:r>
-    </w:p>
-    <w:p>
-      <w:pPr>
-        <w:tabs>
-          <w:tab w:val="left" w:pos="916"/>
-          <w:tab w:val="left" w:pos="1832"/>
-          <w:tab w:val="left" w:pos="2748"/>
-          <w:tab w:val="left" w:pos="3664"/>
-          <w:tab w:val="left" w:pos="4580"/>
-          <w:tab w:val="left" w:pos="5496"/>
-          <w:tab w:val="left" w:pos="6412"/>
-          <w:tab w:val="left" w:pos="7328"/>
-          <w:tab w:val="left" w:pos="8244"/>
-          <w:tab w:val="left" w:pos="9160"/>
-          <w:tab w:val="left" w:pos="10076"/>
-          <w:tab w:val="left" w:pos="10992"/>
-          <w:tab w:val="left" w:pos="11908"/>
-          <w:tab w:val="left" w:pos="12824"/>
-          <w:tab w:val="left" w:pos="13740"/>
-          <w:tab w:val="left" w:pos="14656"/>
-        </w:tabs>
-        <w:spacing w:after="0" w:line="23" w:lineRule="atLeast"/>
-        <w:rPr>
-          <w:rFonts w:ascii="Roboto Condensed" w:eastAsia="Times New Roman" w:hAnsi="Roboto Condensed" w:cs="Courier New"/>
-          <w:lang w:val="en-US"/>
-        </w:rPr>
-      </w:pPr>
-      <w:r>
-        <w:rPr>
-          <w:rFonts w:ascii="Roboto Condensed" w:eastAsia="Times New Roman" w:hAnsi="Roboto Condensed" w:cs="Courier New"/>
-          <w:lang w:val="en-US"/>
-        </w:rPr>
-        <w:t>The sprint goal was to implement contact history and replaceable communication provider architecture. The selected work included ContactEvent entity/repository, CommunicationService, EmailProvider and SmsProvider interfaces, mock providers for development/test, provider-ready placeholders, environment flag for production sending, sent/failed/opened/clicked/replied event types, unsubscribe handling, contact timeline endpoint, retry logic, communication logs, and contact history UI.</w:t>
-      </w:r>
-    </w:p>
-    <w:p>
-      <w:pPr>
-        <w:tabs>
-          <w:tab w:val="left" w:pos="916"/>
-          <w:tab w:val="left" w:pos="1832"/>
-          <w:tab w:val="left" w:pos="2748"/>
-          <w:tab w:val="left" w:pos="3664"/>
-          <w:tab w:val="left" w:pos="4580"/>
-          <w:tab w:val="left" w:pos="5496"/>
-          <w:tab w:val="left" w:pos="6412"/>
-          <w:tab w:val="left" w:pos="7328"/>
-          <w:tab w:val="left" w:pos="8244"/>
-          <w:tab w:val="left" w:pos="9160"/>
-          <w:tab w:val="left" w:pos="10076"/>
-          <w:tab w:val="left" w:pos="10992"/>
-          <w:tab w:val="left" w:pos="11908"/>
-          <w:tab w:val="left" w:pos="12824"/>
-          <w:tab w:val="left" w:pos="13740"/>
-          <w:tab w:val="left" w:pos="14656"/>
-        </w:tabs>
-        <w:spacing w:after="0" w:line="23" w:lineRule="atLeast"/>
-        <w:rPr>
-          <w:rFonts w:ascii="Roboto Condensed" w:eastAsia="Times New Roman" w:hAnsi="Roboto Condensed" w:cs="Courier New"/>
-          <w:lang w:val="en-US"/>
-        </w:rPr>
-      </w:pPr>
-      <w:r>
-        <w:rPr>
-          <w:rFonts w:ascii="Roboto Condensed" w:eastAsia="Times New Roman" w:hAnsi="Roboto Condensed" w:cs="Courier New"/>
-          <w:lang w:val="en-US"/>
-        </w:rPr>
-        <w:t>Daily Scrum / Execution Summary:</w:t>
-      </w:r>
-    </w:p>
-    <w:p>
-      <w:pPr>
-        <w:tabs>
-          <w:tab w:val="left" w:pos="916"/>
-          <w:tab w:val="left" w:pos="1832"/>
-          <w:tab w:val="left" w:pos="2748"/>
-          <w:tab w:val="left" w:pos="3664"/>
-          <w:tab w:val="left" w:pos="4580"/>
-          <w:tab w:val="left" w:pos="5496"/>
-          <w:tab w:val="left" w:pos="6412"/>
-          <w:tab w:val="left" w:pos="7328"/>
-          <w:tab w:val="left" w:pos="8244"/>
-          <w:tab w:val="left" w:pos="9160"/>
-          <w:tab w:val="left" w:pos="10076"/>
-          <w:tab w:val="left" w:pos="10992"/>
-          <w:tab w:val="left" w:pos="11908"/>
-          <w:tab w:val="left" w:pos="12824"/>
-          <w:tab w:val="left" w:pos="13740"/>
-          <w:tab w:val="left" w:pos="14656"/>
-        </w:tabs>
-        <w:spacing w:after="0" w:line="23" w:lineRule="atLeast"/>
-        <w:rPr>
-          <w:rFonts w:ascii="Roboto Condensed" w:eastAsia="Times New Roman" w:hAnsi="Roboto Condensed" w:cs="Courier New"/>
-          <w:lang w:val="en-US"/>
-        </w:rPr>
-      </w:pPr>
-      <w:r>
-        <w:rPr>
-          <w:rFonts w:ascii="Roboto Condensed" w:eastAsia="Times New Roman" w:hAnsi="Roboto Condensed" w:cs="Courier New"/>
-          <w:lang w:val="en-US"/>
-        </w:rPr>
-        <w:t xml:space="preserve">The sprint focused on tracking communication outcomes without depending on a real external provider during development. Work progressed on provider abstraction, mock email/SMS providers, event creation, </w:t>
-      </w:r>
+    </w:p>
+    <w:p>
+      <w:pPr>
+        <w:tabs>
+          <w:tab w:val="left" w:pos="916"/>
+          <w:tab w:val="left" w:pos="1832"/>
+          <w:tab w:val="left" w:pos="2748"/>
+          <w:tab w:val="left" w:pos="3664"/>
+          <w:tab w:val="left" w:pos="4580"/>
+          <w:tab w:val="left" w:pos="5496"/>
+          <w:tab w:val="left" w:pos="6412"/>
+          <w:tab w:val="left" w:pos="7328"/>
+          <w:tab w:val="left" w:pos="8244"/>
+          <w:tab w:val="left" w:pos="9160"/>
+          <w:tab w:val="left" w:pos="10076"/>
+          <w:tab w:val="left" w:pos="10992"/>
+          <w:tab w:val="left" w:pos="11908"/>
+          <w:tab w:val="left" w:pos="12824"/>
+          <w:tab w:val="left" w:pos="13740"/>
+          <w:tab w:val="left" w:pos="14656"/>
+        </w:tabs>
+        <w:spacing w:after="0" w:line="23" w:lineRule="atLeast"/>
+        <w:rPr>
+          <w:rFonts w:ascii="Roboto Condensed" w:eastAsia="Times New Roman" w:hAnsi="Roboto Condensed" w:cs="Courier New"/>
+          <w:lang w:val="en-US"/>
+        </w:rPr>
+      </w:pPr>
+      <w:r>
+        <w:rPr>
+          <w:rFonts w:ascii="Roboto Condensed" w:eastAsia="Times New Roman" w:hAnsi="Roboto Condensed" w:cs="Courier New"/>
+          <w:lang w:val="en-US"/>
+        </w:rPr>
+        <w:t>Evidence to Attach:</w:t>
+      </w:r>
+    </w:p>
+    <w:p>
+      <w:pPr>
+        <w:tabs>
+          <w:tab w:val="left" w:pos="916"/>
+          <w:tab w:val="left" w:pos="1832"/>
+          <w:tab w:val="left" w:pos="2748"/>
+          <w:tab w:val="left" w:pos="3664"/>
+          <w:tab w:val="left" w:pos="4580"/>
+          <w:tab w:val="left" w:pos="5496"/>
+          <w:tab w:val="left" w:pos="6412"/>
+          <w:tab w:val="left" w:pos="7328"/>
+          <w:tab w:val="left" w:pos="8244"/>
+          <w:tab w:val="left" w:pos="9160"/>
+          <w:tab w:val="left" w:pos="10076"/>
+          <w:tab w:val="left" w:pos="10992"/>
+          <w:tab w:val="left" w:pos="11908"/>
+          <w:tab w:val="left" w:pos="12824"/>
+          <w:tab w:val="left" w:pos="13740"/>
+          <w:tab w:val="left" w:pos="14656"/>
+        </w:tabs>
+        <w:spacing w:after="0" w:line="23" w:lineRule="atLeast"/>
+        <w:rPr>
+          <w:rFonts w:ascii="Roboto Condensed" w:eastAsia="Times New Roman" w:hAnsi="Roboto Condensed" w:cs="Courier New"/>
+          <w:lang w:val="en-US"/>
+        </w:rPr>
+      </w:pPr>
+      <w:r>
+        <w:rPr>
+          <w:rFonts w:ascii="Roboto Condensed" w:eastAsia="Times New Roman" w:hAnsi="Roboto Condensed" w:cs="Courier New"/>
+          <w:lang w:val="en-US"/>
+        </w:rPr>
+        <w:t xml:space="preserve">Contact history screenshot, </w:t>
+      </w:r>
+    </w:p>
+    <w:p>
+      <w:pPr>
+        <w:tabs>
+          <w:tab w:val="left" w:pos="916"/>
+          <w:tab w:val="left" w:pos="1832"/>
+          <w:tab w:val="left" w:pos="2748"/>
+          <w:tab w:val="left" w:pos="3664"/>
+          <w:tab w:val="left" w:pos="4580"/>
+          <w:tab w:val="left" w:pos="5496"/>
+          <w:tab w:val="left" w:pos="6412"/>
+          <w:tab w:val="left" w:pos="7328"/>
+          <w:tab w:val="left" w:pos="8244"/>
+          <w:tab w:val="left" w:pos="9160"/>
+          <w:tab w:val="left" w:pos="10076"/>
+          <w:tab w:val="left" w:pos="10992"/>
+          <w:tab w:val="left" w:pos="11908"/>
+          <w:tab w:val="left" w:pos="12824"/>
+          <w:tab w:val="left" w:pos="13740"/>
+          <w:tab w:val="left" w:pos="14656"/>
+        </w:tabs>
+        <w:spacing w:after="0" w:line="23" w:lineRule="atLeast"/>
+        <w:rPr>
+          <w:rFonts w:ascii="Roboto Condensed" w:eastAsia="Times New Roman" w:hAnsi="Roboto Condensed" w:cs="Courier New"/>
+          <w:lang w:val="en-US"/>
+        </w:rPr>
+      </w:pPr>
       <w:proofErr w:type="gramStart"/>
       <w:r>
         <w:rPr>
           <w:rFonts w:ascii="Roboto Condensed" w:eastAsia="Times New Roman" w:hAnsi="Roboto Condensed" w:cs="Courier New"/>
           <w:lang w:val="en-US"/>
         </w:rPr>
-        <w:t>unsubscribe</w:t>
+        <w:t>contact</w:t>
       </w:r>
       <w:proofErr w:type="gramEnd"/>
       <w:r>
@@ -212,382 +198,42 @@
           <w:rFonts w:ascii="Roboto Condensed" w:eastAsia="Times New Roman" w:hAnsi="Roboto Condensed" w:cs="Courier New"/>
           <w:lang w:val="en-US"/>
         </w:rPr>
-        <w:t>-to-opt-out behavior, retry limits, and customer contact timelines.</w:t>
-      </w:r>
-    </w:p>
-    <w:p>
-      <w:pPr>
-        <w:tabs>
-          <w:tab w:val="left" w:pos="916"/>
-          <w:tab w:val="left" w:pos="1832"/>
-          <w:tab w:val="left" w:pos="2748"/>
-          <w:tab w:val="left" w:pos="3664"/>
-          <w:tab w:val="left" w:pos="4580"/>
-          <w:tab w:val="left" w:pos="5496"/>
-          <w:tab w:val="left" w:pos="6412"/>
-          <w:tab w:val="left" w:pos="7328"/>
-          <w:tab w:val="left" w:pos="8244"/>
-          <w:tab w:val="left" w:pos="9160"/>
-          <w:tab w:val="left" w:pos="10076"/>
-          <w:tab w:val="left" w:pos="10992"/>
-          <w:tab w:val="left" w:pos="11908"/>
-          <w:tab w:val="left" w:pos="12824"/>
-          <w:tab w:val="left" w:pos="13740"/>
-          <w:tab w:val="left" w:pos="14656"/>
-        </w:tabs>
-        <w:spacing w:after="0" w:line="23" w:lineRule="atLeast"/>
-        <w:rPr>
-          <w:rFonts w:ascii="Roboto Condensed" w:eastAsia="Times New Roman" w:hAnsi="Roboto Condensed" w:cs="Courier New"/>
-          <w:lang w:val="en-US"/>
-        </w:rPr>
-      </w:pPr>
-      <w:r>
-        <w:rPr>
-          <w:rFonts w:ascii="Roboto Condensed" w:eastAsia="Times New Roman" w:hAnsi="Roboto Condensed" w:cs="Courier New"/>
-          <w:lang w:val="en-US"/>
-        </w:rPr>
-        <w:t>Sprint Review:</w:t>
-      </w:r>
-    </w:p>
-    <w:p>
-      <w:pPr>
-        <w:tabs>
-          <w:tab w:val="left" w:pos="916"/>
-          <w:tab w:val="left" w:pos="1832"/>
-          <w:tab w:val="left" w:pos="2748"/>
-          <w:tab w:val="left" w:pos="3664"/>
-          <w:tab w:val="left" w:pos="4580"/>
-          <w:tab w:val="left" w:pos="5496"/>
-          <w:tab w:val="left" w:pos="6412"/>
-          <w:tab w:val="left" w:pos="7328"/>
-          <w:tab w:val="left" w:pos="8244"/>
-          <w:tab w:val="left" w:pos="9160"/>
-          <w:tab w:val="left" w:pos="10076"/>
-          <w:tab w:val="left" w:pos="10992"/>
-          <w:tab w:val="left" w:pos="11908"/>
-          <w:tab w:val="left" w:pos="12824"/>
-          <w:tab w:val="left" w:pos="13740"/>
-          <w:tab w:val="left" w:pos="14656"/>
-        </w:tabs>
-        <w:spacing w:after="0" w:line="23" w:lineRule="atLeast"/>
-        <w:rPr>
-          <w:rFonts w:ascii="Roboto Condensed" w:eastAsia="Times New Roman" w:hAnsi="Roboto Condensed" w:cs="Courier New"/>
-          <w:lang w:val="en-US"/>
-        </w:rPr>
-      </w:pPr>
-      <w:r>
-        <w:rPr>
-          <w:rFonts w:ascii="Roboto Condensed" w:eastAsia="Times New Roman" w:hAnsi="Roboto Condensed" w:cs="Courier New"/>
-          <w:lang w:val="en-US"/>
-        </w:rPr>
-        <w:t>The sprint increment demonstrated contact event creation after communication attempts, failed event handling, retry limit behavior, unsubscribe updating opt-out status, and contact history visibility on customer profiles.</w:t>
-      </w:r>
-    </w:p>
-    <w:p>
-      <w:pPr>
-        <w:tabs>
-          <w:tab w:val="left" w:pos="916"/>
-          <w:tab w:val="left" w:pos="1832"/>
-          <w:tab w:val="left" w:pos="2748"/>
-          <w:tab w:val="left" w:pos="3664"/>
-          <w:tab w:val="left" w:pos="4580"/>
-          <w:tab w:val="left" w:pos="5496"/>
-          <w:tab w:val="left" w:pos="6412"/>
-          <w:tab w:val="left" w:pos="7328"/>
-          <w:tab w:val="left" w:pos="8244"/>
-          <w:tab w:val="left" w:pos="9160"/>
-          <w:tab w:val="left" w:pos="10076"/>
-          <w:tab w:val="left" w:pos="10992"/>
-          <w:tab w:val="left" w:pos="11908"/>
-          <w:tab w:val="left" w:pos="12824"/>
-          <w:tab w:val="left" w:pos="13740"/>
-          <w:tab w:val="left" w:pos="14656"/>
-        </w:tabs>
-        <w:spacing w:after="0" w:line="23" w:lineRule="atLeast"/>
-        <w:rPr>
-          <w:rFonts w:ascii="Roboto Condensed" w:eastAsia="Times New Roman" w:hAnsi="Roboto Condensed" w:cs="Courier New"/>
-          <w:lang w:val="en-US"/>
-        </w:rPr>
-      </w:pPr>
-      <w:r>
-        <w:rPr>
-          <w:rFonts w:ascii="Roboto Condensed" w:eastAsia="Times New Roman" w:hAnsi="Roboto Condensed" w:cs="Courier New"/>
-          <w:lang w:val="en-US"/>
-        </w:rPr>
-        <w:t>Sprint Retrospective:</w:t>
-      </w:r>
-    </w:p>
-    <w:p>
-      <w:pPr>
-        <w:tabs>
-          <w:tab w:val="left" w:pos="916"/>
-          <w:tab w:val="left" w:pos="1832"/>
-          <w:tab w:val="left" w:pos="2748"/>
-          <w:tab w:val="left" w:pos="3664"/>
-          <w:tab w:val="left" w:pos="4580"/>
-          <w:tab w:val="left" w:pos="5496"/>
-          <w:tab w:val="left" w:pos="6412"/>
-          <w:tab w:val="left" w:pos="7328"/>
-          <w:tab w:val="left" w:pos="8244"/>
-          <w:tab w:val="left" w:pos="9160"/>
-          <w:tab w:val="left" w:pos="10076"/>
-          <w:tab w:val="left" w:pos="10992"/>
-          <w:tab w:val="left" w:pos="11908"/>
-          <w:tab w:val="left" w:pos="12824"/>
-          <w:tab w:val="left" w:pos="13740"/>
-          <w:tab w:val="left" w:pos="14656"/>
-        </w:tabs>
-        <w:spacing w:after="0" w:line="23" w:lineRule="atLeast"/>
-        <w:rPr>
-          <w:rFonts w:ascii="Roboto Condensed" w:eastAsia="Times New Roman" w:hAnsi="Roboto Condensed" w:cs="Courier New"/>
-          <w:lang w:val="en-US"/>
-        </w:rPr>
-      </w:pPr>
-      <w:r>
-        <w:rPr>
-          <w:rFonts w:ascii="Roboto Condensed" w:eastAsia="Times New Roman" w:hAnsi="Roboto Condensed" w:cs="Courier New"/>
-          <w:lang w:val="en-US"/>
-        </w:rPr>
-        <w:t>What went well: the provider adapter pattern kept development/test safe while preparing for real production providers.</w:t>
-      </w:r>
-    </w:p>
-    <w:p>
-      <w:pPr>
-        <w:tabs>
-          <w:tab w:val="left" w:pos="916"/>
-          <w:tab w:val="left" w:pos="1832"/>
-          <w:tab w:val="left" w:pos="2748"/>
-          <w:tab w:val="left" w:pos="3664"/>
-          <w:tab w:val="left" w:pos="4580"/>
-          <w:tab w:val="left" w:pos="5496"/>
-          <w:tab w:val="left" w:pos="6412"/>
-          <w:tab w:val="left" w:pos="7328"/>
-          <w:tab w:val="left" w:pos="8244"/>
-          <w:tab w:val="left" w:pos="9160"/>
-          <w:tab w:val="left" w:pos="10076"/>
-          <w:tab w:val="left" w:pos="10992"/>
-          <w:tab w:val="left" w:pos="11908"/>
-          <w:tab w:val="left" w:pos="12824"/>
-          <w:tab w:val="left" w:pos="13740"/>
-          <w:tab w:val="left" w:pos="14656"/>
-        </w:tabs>
-        <w:spacing w:after="0" w:line="23" w:lineRule="atLeast"/>
-        <w:rPr>
-          <w:rFonts w:ascii="Roboto Condensed" w:eastAsia="Times New Roman" w:hAnsi="Roboto Condensed" w:cs="Courier New"/>
-          <w:lang w:val="en-US"/>
-        </w:rPr>
-      </w:pPr>
-      <w:r>
-        <w:rPr>
-          <w:rFonts w:ascii="Roboto Condensed" w:eastAsia="Times New Roman" w:hAnsi="Roboto Condensed" w:cs="Courier New"/>
-          <w:lang w:val="en-US"/>
-        </w:rPr>
-        <w:t>What could improve: real provider integration details should remain clearly documented for production.</w:t>
-      </w:r>
-    </w:p>
-    <w:p>
-      <w:pPr>
-        <w:tabs>
-          <w:tab w:val="left" w:pos="916"/>
-          <w:tab w:val="left" w:pos="1832"/>
-          <w:tab w:val="left" w:pos="2748"/>
-          <w:tab w:val="left" w:pos="3664"/>
-          <w:tab w:val="left" w:pos="4580"/>
-          <w:tab w:val="left" w:pos="5496"/>
-          <w:tab w:val="left" w:pos="6412"/>
-          <w:tab w:val="left" w:pos="7328"/>
-          <w:tab w:val="left" w:pos="8244"/>
-          <w:tab w:val="left" w:pos="9160"/>
-          <w:tab w:val="left" w:pos="10076"/>
-          <w:tab w:val="left" w:pos="10992"/>
-          <w:tab w:val="left" w:pos="11908"/>
-          <w:tab w:val="left" w:pos="12824"/>
-          <w:tab w:val="left" w:pos="13740"/>
-          <w:tab w:val="left" w:pos="14656"/>
-        </w:tabs>
-        <w:spacing w:after="0" w:line="23" w:lineRule="atLeast"/>
-        <w:rPr>
-          <w:rFonts w:ascii="Roboto Condensed" w:eastAsia="Times New Roman" w:hAnsi="Roboto Condensed" w:cs="Courier New"/>
-          <w:lang w:val="en-US"/>
-        </w:rPr>
-      </w:pPr>
-      <w:r>
-        <w:rPr>
-          <w:rFonts w:ascii="Roboto Condensed" w:eastAsia="Times New Roman" w:hAnsi="Roboto Condensed" w:cs="Courier New"/>
-          <w:lang w:val="en-US"/>
-        </w:rPr>
-        <w:t>Action item: ensure production sending is disabled unless real provider configuration exists.</w:t>
-      </w:r>
-    </w:p>
-    <w:p>
-      <w:pPr>
-        <w:tabs>
-          <w:tab w:val="left" w:pos="916"/>
-          <w:tab w:val="left" w:pos="1832"/>
-          <w:tab w:val="left" w:pos="2748"/>
-          <w:tab w:val="left" w:pos="3664"/>
-          <w:tab w:val="left" w:pos="4580"/>
-          <w:tab w:val="left" w:pos="5496"/>
-          <w:tab w:val="left" w:pos="6412"/>
-          <w:tab w:val="left" w:pos="7328"/>
-          <w:tab w:val="left" w:pos="8244"/>
-          <w:tab w:val="left" w:pos="9160"/>
-          <w:tab w:val="left" w:pos="10076"/>
-          <w:tab w:val="left" w:pos="10992"/>
-          <w:tab w:val="left" w:pos="11908"/>
-          <w:tab w:val="left" w:pos="12824"/>
-          <w:tab w:val="left" w:pos="13740"/>
-          <w:tab w:val="left" w:pos="14656"/>
-        </w:tabs>
-        <w:spacing w:after="0" w:line="23" w:lineRule="atLeast"/>
-        <w:rPr>
-          <w:rFonts w:ascii="Roboto Condensed" w:eastAsia="Times New Roman" w:hAnsi="Roboto Condensed" w:cs="Courier New"/>
-          <w:lang w:val="en-US"/>
-        </w:rPr>
-      </w:pPr>
-      <w:r>
-        <w:rPr>
-          <w:rFonts w:ascii="Roboto Condensed" w:eastAsia="Times New Roman" w:hAnsi="Roboto Condensed" w:cs="Courier New"/>
-          <w:lang w:val="en-US"/>
-        </w:rPr>
-        <w:t>Roadmap Update:</w:t>
-      </w:r>
-    </w:p>
-    <w:p>
-      <w:pPr>
-        <w:tabs>
-          <w:tab w:val="left" w:pos="916"/>
-          <w:tab w:val="left" w:pos="1832"/>
-          <w:tab w:val="left" w:pos="2748"/>
-          <w:tab w:val="left" w:pos="3664"/>
-          <w:tab w:val="left" w:pos="4580"/>
-          <w:tab w:val="left" w:pos="5496"/>
-          <w:tab w:val="left" w:pos="6412"/>
-          <w:tab w:val="left" w:pos="7328"/>
-          <w:tab w:val="left" w:pos="8244"/>
-          <w:tab w:val="left" w:pos="9160"/>
-          <w:tab w:val="left" w:pos="10076"/>
-          <w:tab w:val="left" w:pos="10992"/>
-          <w:tab w:val="left" w:pos="11908"/>
-          <w:tab w:val="left" w:pos="12824"/>
-          <w:tab w:val="left" w:pos="13740"/>
-          <w:tab w:val="left" w:pos="14656"/>
-        </w:tabs>
-        <w:spacing w:after="0" w:line="23" w:lineRule="atLeast"/>
-        <w:rPr>
-          <w:rFonts w:ascii="Roboto Condensed" w:eastAsia="Times New Roman" w:hAnsi="Roboto Condensed" w:cs="Courier New"/>
-          <w:lang w:val="en-US"/>
-        </w:rPr>
-      </w:pPr>
-      <w:r>
-        <w:rPr>
-          <w:rFonts w:ascii="Roboto Condensed" w:eastAsia="Times New Roman" w:hAnsi="Roboto Condensed" w:cs="Courier New"/>
-          <w:lang w:val="en-US"/>
-        </w:rPr>
-        <w:t>Sprint 10 completed communication tracking and provider adapters. Related epics: BWCO-16 Communication tracking; BWCO-24 Testing and QA.</w:t>
-      </w:r>
-    </w:p>
-    <w:p>
-      <w:pPr>
-        <w:tabs>
-          <w:tab w:val="left" w:pos="916"/>
-          <w:tab w:val="left" w:pos="1832"/>
-          <w:tab w:val="left" w:pos="2748"/>
-          <w:tab w:val="left" w:pos="3664"/>
-          <w:tab w:val="left" w:pos="4580"/>
-          <w:tab w:val="left" w:pos="5496"/>
-          <w:tab w:val="left" w:pos="6412"/>
-          <w:tab w:val="left" w:pos="7328"/>
-          <w:tab w:val="left" w:pos="8244"/>
-          <w:tab w:val="left" w:pos="9160"/>
-          <w:tab w:val="left" w:pos="10076"/>
-          <w:tab w:val="left" w:pos="10992"/>
-          <w:tab w:val="left" w:pos="11908"/>
-          <w:tab w:val="left" w:pos="12824"/>
-          <w:tab w:val="left" w:pos="13740"/>
-          <w:tab w:val="left" w:pos="14656"/>
-        </w:tabs>
-        <w:spacing w:after="0" w:line="23" w:lineRule="atLeast"/>
-        <w:rPr>
-          <w:rFonts w:ascii="Roboto Condensed" w:eastAsia="Times New Roman" w:hAnsi="Roboto Condensed" w:cs="Courier New"/>
-          <w:lang w:val="en-US"/>
-        </w:rPr>
-      </w:pPr>
-    </w:p>
-    <w:p>
-      <w:pPr>
-        <w:tabs>
-          <w:tab w:val="left" w:pos="916"/>
-          <w:tab w:val="left" w:pos="1832"/>
-          <w:tab w:val="left" w:pos="2748"/>
-          <w:tab w:val="left" w:pos="3664"/>
-          <w:tab w:val="left" w:pos="4580"/>
-          <w:tab w:val="left" w:pos="5496"/>
-          <w:tab w:val="left" w:pos="6412"/>
-          <w:tab w:val="left" w:pos="7328"/>
-          <w:tab w:val="left" w:pos="8244"/>
-          <w:tab w:val="left" w:pos="9160"/>
-          <w:tab w:val="left" w:pos="10076"/>
-          <w:tab w:val="left" w:pos="10992"/>
-          <w:tab w:val="left" w:pos="11908"/>
-          <w:tab w:val="left" w:pos="12824"/>
-          <w:tab w:val="left" w:pos="13740"/>
-          <w:tab w:val="left" w:pos="14656"/>
-        </w:tabs>
-        <w:spacing w:after="0" w:line="23" w:lineRule="atLeast"/>
-        <w:rPr>
-          <w:rFonts w:ascii="Roboto Condensed" w:eastAsia="Times New Roman" w:hAnsi="Roboto Condensed" w:cs="Courier New"/>
-          <w:lang w:val="en-US"/>
-        </w:rPr>
-      </w:pPr>
-      <w:r>
-        <w:rPr>
-          <w:rFonts w:ascii="Roboto Condensed" w:eastAsia="Times New Roman" w:hAnsi="Roboto Condensed" w:cs="Courier New"/>
-          <w:lang w:val="en-US"/>
-        </w:rPr>
-        <w:t>Evidence to Attach:</w:t>
-      </w:r>
-    </w:p>
-    <w:p>
-      <w:pPr>
-        <w:tabs>
-          <w:tab w:val="left" w:pos="916"/>
-          <w:tab w:val="left" w:pos="1832"/>
-          <w:tab w:val="left" w:pos="2748"/>
-          <w:tab w:val="left" w:pos="3664"/>
-          <w:tab w:val="left" w:pos="4580"/>
-          <w:tab w:val="left" w:pos="5496"/>
-          <w:tab w:val="left" w:pos="6412"/>
-          <w:tab w:val="left" w:pos="7328"/>
-          <w:tab w:val="left" w:pos="8244"/>
-          <w:tab w:val="left" w:pos="9160"/>
-          <w:tab w:val="left" w:pos="10076"/>
-          <w:tab w:val="left" w:pos="10992"/>
-          <w:tab w:val="left" w:pos="11908"/>
-          <w:tab w:val="left" w:pos="12824"/>
-          <w:tab w:val="left" w:pos="13740"/>
-          <w:tab w:val="left" w:pos="14656"/>
-        </w:tabs>
-        <w:spacing w:after="0" w:line="23" w:lineRule="atLeast"/>
-        <w:rPr>
-          <w:rFonts w:ascii="Roboto Condensed" w:eastAsia="Times New Roman" w:hAnsi="Roboto Condensed" w:cs="Courier New"/>
-          <w:lang w:val="en-US"/>
-        </w:rPr>
-      </w:pPr>
-      <w:r>
-        <w:rPr>
-          <w:rFonts w:ascii="Roboto Condensed" w:eastAsia="Times New Roman" w:hAnsi="Roboto Condensed" w:cs="Courier New"/>
-          <w:lang w:val="en-US"/>
-        </w:rPr>
-        <w:t xml:space="preserve">Contact history screenshot, contact timeline screenshot, communication event screenshot, mock provider screenshot, unsubscribe/opt-out </w:t>
-      </w:r>
+        <w:t xml:space="preserve"> timeline screenshot, c</w:t>
+      </w:r>
+    </w:p>
+    <w:p>
+      <w:pPr>
+        <w:tabs>
+          <w:tab w:val="left" w:pos="916"/>
+          <w:tab w:val="left" w:pos="1832"/>
+          <w:tab w:val="left" w:pos="2748"/>
+          <w:tab w:val="left" w:pos="3664"/>
+          <w:tab w:val="left" w:pos="4580"/>
+          <w:tab w:val="left" w:pos="5496"/>
+          <w:tab w:val="left" w:pos="6412"/>
+          <w:tab w:val="left" w:pos="7328"/>
+          <w:tab w:val="left" w:pos="8244"/>
+          <w:tab w:val="left" w:pos="9160"/>
+          <w:tab w:val="left" w:pos="10076"/>
+          <w:tab w:val="left" w:pos="10992"/>
+          <w:tab w:val="left" w:pos="11908"/>
+          <w:tab w:val="left" w:pos="12824"/>
+          <w:tab w:val="left" w:pos="13740"/>
+          <w:tab w:val="left" w:pos="14656"/>
+        </w:tabs>
+        <w:spacing w:after="0" w:line="23" w:lineRule="atLeast"/>
+        <w:rPr>
+          <w:rFonts w:ascii="Roboto Condensed" w:eastAsia="Times New Roman" w:hAnsi="Roboto Condensed" w:cs="Courier New"/>
+          <w:lang w:val="en-US"/>
+        </w:rPr>
+      </w:pPr>
       <w:proofErr w:type="gramStart"/>
       <w:r>
         <w:rPr>
           <w:rFonts w:ascii="Roboto Condensed" w:eastAsia="Times New Roman" w:hAnsi="Roboto Condensed" w:cs="Courier New"/>
           <w:lang w:val="en-US"/>
         </w:rPr>
-        <w:t>screenshot,</w:t>
+        <w:t>ommunication</w:t>
       </w:r>
       <w:proofErr w:type="gramEnd"/>
       <w:r>
@@ -595,7 +241,186 @@
           <w:rFonts w:ascii="Roboto Condensed" w:eastAsia="Times New Roman" w:hAnsi="Roboto Condensed" w:cs="Courier New"/>
           <w:lang w:val="en-US"/>
         </w:rPr>
-        <w:t xml:space="preserve"> retry limit test screenshot, provider config note screenshot, Sprint 10 review note, Sprint 10 retrospective note.</w:t>
+        <w:t xml:space="preserve"> event screenshot,</w:t>
+      </w:r>
+    </w:p>
+    <w:p>
+      <w:pPr>
+        <w:tabs>
+          <w:tab w:val="left" w:pos="916"/>
+          <w:tab w:val="left" w:pos="1832"/>
+          <w:tab w:val="left" w:pos="2748"/>
+          <w:tab w:val="left" w:pos="3664"/>
+          <w:tab w:val="left" w:pos="4580"/>
+          <w:tab w:val="left" w:pos="5496"/>
+          <w:tab w:val="left" w:pos="6412"/>
+          <w:tab w:val="left" w:pos="7328"/>
+          <w:tab w:val="left" w:pos="8244"/>
+          <w:tab w:val="left" w:pos="9160"/>
+          <w:tab w:val="left" w:pos="10076"/>
+          <w:tab w:val="left" w:pos="10992"/>
+          <w:tab w:val="left" w:pos="11908"/>
+          <w:tab w:val="left" w:pos="12824"/>
+          <w:tab w:val="left" w:pos="13740"/>
+          <w:tab w:val="left" w:pos="14656"/>
+        </w:tabs>
+        <w:spacing w:after="0" w:line="23" w:lineRule="atLeast"/>
+        <w:rPr>
+          <w:rFonts w:ascii="Roboto Condensed" w:eastAsia="Times New Roman" w:hAnsi="Roboto Condensed" w:cs="Courier New"/>
+          <w:lang w:val="en-US"/>
+        </w:rPr>
+      </w:pPr>
+      <w:r>
+        <w:rPr>
+          <w:rFonts w:ascii="Roboto Condensed" w:eastAsia="Times New Roman" w:hAnsi="Roboto Condensed" w:cs="Courier New"/>
+          <w:lang w:val="en-US"/>
+        </w:rPr>
+        <w:t xml:space="preserve"> </w:t>
+      </w:r>
+      <w:proofErr w:type="gramStart"/>
+      <w:r>
+        <w:rPr>
+          <w:rFonts w:ascii="Roboto Condensed" w:eastAsia="Times New Roman" w:hAnsi="Roboto Condensed" w:cs="Courier New"/>
+          <w:lang w:val="en-US"/>
+        </w:rPr>
+        <w:t>mock</w:t>
+      </w:r>
+      <w:proofErr w:type="gramEnd"/>
+      <w:r>
+        <w:rPr>
+          <w:rFonts w:ascii="Roboto Condensed" w:eastAsia="Times New Roman" w:hAnsi="Roboto Condensed" w:cs="Courier New"/>
+          <w:lang w:val="en-US"/>
+        </w:rPr>
+        <w:t xml:space="preserve"> provider screenshot, </w:t>
+      </w:r>
+    </w:p>
+    <w:p>
+      <w:pPr>
+        <w:tabs>
+          <w:tab w:val="left" w:pos="916"/>
+          <w:tab w:val="left" w:pos="1832"/>
+          <w:tab w:val="left" w:pos="2748"/>
+          <w:tab w:val="left" w:pos="3664"/>
+          <w:tab w:val="left" w:pos="4580"/>
+          <w:tab w:val="left" w:pos="5496"/>
+          <w:tab w:val="left" w:pos="6412"/>
+          <w:tab w:val="left" w:pos="7328"/>
+          <w:tab w:val="left" w:pos="8244"/>
+          <w:tab w:val="left" w:pos="9160"/>
+          <w:tab w:val="left" w:pos="10076"/>
+          <w:tab w:val="left" w:pos="10992"/>
+          <w:tab w:val="left" w:pos="11908"/>
+          <w:tab w:val="left" w:pos="12824"/>
+          <w:tab w:val="left" w:pos="13740"/>
+          <w:tab w:val="left" w:pos="14656"/>
+        </w:tabs>
+        <w:spacing w:after="0" w:line="23" w:lineRule="atLeast"/>
+        <w:rPr>
+          <w:rFonts w:ascii="Roboto Condensed" w:eastAsia="Times New Roman" w:hAnsi="Roboto Condensed" w:cs="Courier New"/>
+          <w:lang w:val="en-US"/>
+        </w:rPr>
+      </w:pPr>
+      <w:proofErr w:type="gramStart"/>
+      <w:r>
+        <w:rPr>
+          <w:rFonts w:ascii="Roboto Condensed" w:eastAsia="Times New Roman" w:hAnsi="Roboto Condensed" w:cs="Courier New"/>
+          <w:lang w:val="en-US"/>
+        </w:rPr>
+        <w:t>unsubscribe/opt-out</w:t>
+      </w:r>
+      <w:proofErr w:type="gramEnd"/>
+      <w:r>
+        <w:rPr>
+          <w:rFonts w:ascii="Roboto Condensed" w:eastAsia="Times New Roman" w:hAnsi="Roboto Condensed" w:cs="Courier New"/>
+          <w:lang w:val="en-US"/>
+        </w:rPr>
+        <w:t xml:space="preserve"> screenshot, r</w:t>
+      </w:r>
+    </w:p>
+    <w:p>
+      <w:pPr>
+        <w:tabs>
+          <w:tab w:val="left" w:pos="916"/>
+          <w:tab w:val="left" w:pos="1832"/>
+          <w:tab w:val="left" w:pos="2748"/>
+          <w:tab w:val="left" w:pos="3664"/>
+          <w:tab w:val="left" w:pos="4580"/>
+          <w:tab w:val="left" w:pos="5496"/>
+          <w:tab w:val="left" w:pos="6412"/>
+          <w:tab w:val="left" w:pos="7328"/>
+          <w:tab w:val="left" w:pos="8244"/>
+          <w:tab w:val="left" w:pos="9160"/>
+          <w:tab w:val="left" w:pos="10076"/>
+          <w:tab w:val="left" w:pos="10992"/>
+          <w:tab w:val="left" w:pos="11908"/>
+          <w:tab w:val="left" w:pos="12824"/>
+          <w:tab w:val="left" w:pos="13740"/>
+          <w:tab w:val="left" w:pos="14656"/>
+        </w:tabs>
+        <w:spacing w:after="0" w:line="23" w:lineRule="atLeast"/>
+        <w:rPr>
+          <w:rFonts w:ascii="Roboto Condensed" w:eastAsia="Times New Roman" w:hAnsi="Roboto Condensed" w:cs="Courier New"/>
+          <w:lang w:val="en-US"/>
+        </w:rPr>
+      </w:pPr>
+      <w:proofErr w:type="gramStart"/>
+      <w:r>
+        <w:rPr>
+          <w:rFonts w:ascii="Roboto Condensed" w:eastAsia="Times New Roman" w:hAnsi="Roboto Condensed" w:cs="Courier New"/>
+          <w:lang w:val="en-US"/>
+        </w:rPr>
+        <w:t>etry</w:t>
+      </w:r>
+      <w:proofErr w:type="gramEnd"/>
+      <w:r>
+        <w:rPr>
+          <w:rFonts w:ascii="Roboto Condensed" w:eastAsia="Times New Roman" w:hAnsi="Roboto Condensed" w:cs="Courier New"/>
+          <w:lang w:val="en-US"/>
+        </w:rPr>
+        <w:t xml:space="preserve"> limit test screenshot, </w:t>
+      </w:r>
+    </w:p>
+    <w:p>
+      <w:pPr>
+        <w:tabs>
+          <w:tab w:val="left" w:pos="916"/>
+          <w:tab w:val="left" w:pos="1832"/>
+          <w:tab w:val="left" w:pos="2748"/>
+          <w:tab w:val="left" w:pos="3664"/>
+          <w:tab w:val="left" w:pos="4580"/>
+          <w:tab w:val="left" w:pos="5496"/>
+          <w:tab w:val="left" w:pos="6412"/>
+          <w:tab w:val="left" w:pos="7328"/>
+          <w:tab w:val="left" w:pos="8244"/>
+          <w:tab w:val="left" w:pos="9160"/>
+          <w:tab w:val="left" w:pos="10076"/>
+          <w:tab w:val="left" w:pos="10992"/>
+          <w:tab w:val="left" w:pos="11908"/>
+          <w:tab w:val="left" w:pos="12824"/>
+          <w:tab w:val="left" w:pos="13740"/>
+          <w:tab w:val="left" w:pos="14656"/>
+        </w:tabs>
+        <w:spacing w:after="0" w:line="23" w:lineRule="atLeast"/>
+        <w:rPr>
+          <w:rFonts w:ascii="Roboto Condensed" w:eastAsia="Times New Roman" w:hAnsi="Roboto Condensed" w:cs="Courier New"/>
+          <w:lang w:val="en-US"/>
+        </w:rPr>
+      </w:pPr>
+      <w:proofErr w:type="gramStart"/>
+      <w:r>
+        <w:rPr>
+          <w:rFonts w:ascii="Roboto Condensed" w:eastAsia="Times New Roman" w:hAnsi="Roboto Condensed" w:cs="Courier New"/>
+          <w:lang w:val="en-US"/>
+        </w:rPr>
+        <w:t>provider</w:t>
+      </w:r>
+      <w:proofErr w:type="gramEnd"/>
+      <w:r>
+        <w:rPr>
+          <w:rFonts w:ascii="Roboto Condensed" w:eastAsia="Times New Roman" w:hAnsi="Roboto Condensed" w:cs="Courier New"/>
+          <w:lang w:val="en-US"/>
+        </w:rPr>
+        <w:t xml:space="preserve"> config note screenshot, </w:t>
       </w:r>
     </w:p>
     <w:p>
@@ -611,6 +436,8 @@
         </w:rPr>
         <w:br w:type="page"/>
       </w:r>
+      <w:bookmarkStart w:id="0" w:name="_GoBack"/>
+      <w:bookmarkEnd w:id="0"/>
     </w:p>
     <w:p>
       <w:pPr>
@@ -12632,8 +12459,6 @@
         </w:rPr>
         <w:t>.</w:t>
       </w:r>
-      <w:bookmarkStart w:id="0" w:name="_GoBack"/>
-      <w:bookmarkEnd w:id="0"/>
     </w:p>
     <w:p>
       <w:pPr>

--- a/To-Do-List.docx
+++ b/To-Do-List.docx
@@ -17,7 +17,7 @@
           <w:sz w:val="30"/>
           <w:szCs w:val="30"/>
         </w:rPr>
-        <w:t>---------------Sprint 16 — Full Test Suite and Quality Assurance</w:t>
+        <w:t>---------------Sprint 17 — CI/CD and Deployment Automation</w:t>
       </w:r>
     </w:p>
     <w:p>
@@ -48,15 +48,6 @@
           <w:lang w:val="en-US"/>
         </w:rPr>
       </w:pPr>
-      <w:r>
-        <w:rPr>
-          <w:rFonts w:ascii="Roboto Condensed" w:eastAsia="Times New Roman" w:hAnsi="Roboto Condensed" w:cs="Courier New"/>
-          <w:sz w:val="30"/>
-          <w:szCs w:val="30"/>
-          <w:lang w:val="en-US"/>
-        </w:rPr>
-        <w:t>Sprint 16 — Full Test Suite and Quality Assurance</w:t>
-      </w:r>
     </w:p>
     <w:p>
       <w:pPr>
@@ -86,6 +77,17 @@
           <w:lang w:val="en-US"/>
         </w:rPr>
       </w:pPr>
+      <w:bookmarkStart w:id="0" w:name="_GoBack"/>
+      <w:bookmarkEnd w:id="0"/>
+      <w:r>
+        <w:rPr>
+          <w:rFonts w:ascii="Roboto Condensed" w:eastAsia="Times New Roman" w:hAnsi="Roboto Condensed" w:cs="Courier New"/>
+          <w:sz w:val="30"/>
+          <w:szCs w:val="30"/>
+          <w:lang w:val="en-US"/>
+        </w:rPr>
+        <w:t>Evidence to Attach:</w:t>
+      </w:r>
     </w:p>
     <w:p>
       <w:pPr>
@@ -115,6 +117,15 @@
           <w:lang w:val="en-US"/>
         </w:rPr>
       </w:pPr>
+      <w:r>
+        <w:rPr>
+          <w:rFonts w:ascii="Roboto Condensed" w:eastAsia="Times New Roman" w:hAnsi="Roboto Condensed" w:cs="Courier New"/>
+          <w:sz w:val="30"/>
+          <w:szCs w:val="30"/>
+          <w:lang w:val="en-US"/>
+        </w:rPr>
+        <w:t xml:space="preserve">GitHub Actions workflow screenshot, </w:t>
+      </w:r>
     </w:p>
     <w:p>
       <w:pPr>
@@ -144,6 +155,7 @@
           <w:lang w:val="en-US"/>
         </w:rPr>
       </w:pPr>
+      <w:proofErr w:type="gramStart"/>
       <w:r>
         <w:rPr>
           <w:rFonts w:ascii="Roboto Condensed" w:eastAsia="Times New Roman" w:hAnsi="Roboto Condensed" w:cs="Courier New"/>
@@ -151,7 +163,17 @@
           <w:szCs w:val="30"/>
           <w:lang w:val="en-US"/>
         </w:rPr>
-        <w:t>Evidence to Attach:</w:t>
+        <w:t>passing</w:t>
+      </w:r>
+      <w:proofErr w:type="gramEnd"/>
+      <w:r>
+        <w:rPr>
+          <w:rFonts w:ascii="Roboto Condensed" w:eastAsia="Times New Roman" w:hAnsi="Roboto Condensed" w:cs="Courier New"/>
+          <w:sz w:val="30"/>
+          <w:szCs w:val="30"/>
+          <w:lang w:val="en-US"/>
+        </w:rPr>
+        <w:t xml:space="preserve"> pipeline screenshot,</w:t>
       </w:r>
     </w:p>
     <w:p>
@@ -182,6 +204,7 @@
           <w:lang w:val="en-US"/>
         </w:rPr>
       </w:pPr>
+      <w:proofErr w:type="gramStart"/>
       <w:r>
         <w:rPr>
           <w:rFonts w:ascii="Roboto Condensed" w:eastAsia="Times New Roman" w:hAnsi="Roboto Condensed" w:cs="Courier New"/>
@@ -189,7 +212,17 @@
           <w:szCs w:val="30"/>
           <w:lang w:val="en-US"/>
         </w:rPr>
-        <w:t xml:space="preserve">Master test plan screenshot, </w:t>
+        <w:t>failing</w:t>
+      </w:r>
+      <w:proofErr w:type="gramEnd"/>
+      <w:r>
+        <w:rPr>
+          <w:rFonts w:ascii="Roboto Condensed" w:eastAsia="Times New Roman" w:hAnsi="Roboto Condensed" w:cs="Courier New"/>
+          <w:sz w:val="30"/>
+          <w:szCs w:val="30"/>
+          <w:lang w:val="en-US"/>
+        </w:rPr>
+        <w:t xml:space="preserve"> pipeline test screenshot, </w:t>
       </w:r>
     </w:p>
     <w:p>
@@ -220,7 +253,6 @@
           <w:lang w:val="en-US"/>
         </w:rPr>
       </w:pPr>
-      <w:proofErr w:type="gramStart"/>
       <w:r>
         <w:rPr>
           <w:rFonts w:ascii="Roboto Condensed" w:eastAsia="Times New Roman" w:hAnsi="Roboto Condensed" w:cs="Courier New"/>
@@ -228,17 +260,7 @@
           <w:szCs w:val="30"/>
           <w:lang w:val="en-US"/>
         </w:rPr>
-        <w:t>backend</w:t>
-      </w:r>
-      <w:proofErr w:type="gramEnd"/>
-      <w:r>
-        <w:rPr>
-          <w:rFonts w:ascii="Roboto Condensed" w:eastAsia="Times New Roman" w:hAnsi="Roboto Condensed" w:cs="Courier New"/>
-          <w:sz w:val="30"/>
-          <w:szCs w:val="30"/>
-          <w:lang w:val="en-US"/>
-        </w:rPr>
-        <w:t xml:space="preserve"> test result screenshot, </w:t>
+        <w:t xml:space="preserve">Docker build screenshot, </w:t>
       </w:r>
     </w:p>
     <w:p>
@@ -277,7 +299,7 @@
           <w:szCs w:val="30"/>
           <w:lang w:val="en-US"/>
         </w:rPr>
-        <w:t>frontend</w:t>
+        <w:t>environment</w:t>
       </w:r>
       <w:proofErr w:type="gramEnd"/>
       <w:r>
@@ -287,19 +309,8 @@
           <w:szCs w:val="30"/>
           <w:lang w:val="en-US"/>
         </w:rPr>
-        <w:t xml:space="preserve"> test result screenshot, </w:t>
-      </w:r>
-      <w:proofErr w:type="spellStart"/>
-      <w:r>
-        <w:rPr>
-          <w:rFonts w:ascii="Roboto Condensed" w:eastAsia="Times New Roman" w:hAnsi="Roboto Condensed" w:cs="Courier New"/>
-          <w:sz w:val="30"/>
-          <w:szCs w:val="30"/>
-          <w:lang w:val="en-US"/>
-        </w:rPr>
-        <w:t>i</w:t>
-      </w:r>
-      <w:proofErr w:type="spellEnd"/>
+        <w:t xml:space="preserve"> template screenshot, </w:t>
+      </w:r>
     </w:p>
     <w:p>
       <w:pPr>
@@ -329,8 +340,6 @@
           <w:lang w:val="en-US"/>
         </w:rPr>
       </w:pPr>
-      <w:proofErr w:type="spellStart"/>
-      <w:proofErr w:type="gramStart"/>
       <w:r>
         <w:rPr>
           <w:rFonts w:ascii="Roboto Condensed" w:eastAsia="Times New Roman" w:hAnsi="Roboto Condensed" w:cs="Courier New"/>
@@ -338,18 +347,7 @@
           <w:szCs w:val="30"/>
           <w:lang w:val="en-US"/>
         </w:rPr>
-        <w:t>ntegration</w:t>
-      </w:r>
-      <w:proofErr w:type="spellEnd"/>
-      <w:proofErr w:type="gramEnd"/>
-      <w:r>
-        <w:rPr>
-          <w:rFonts w:ascii="Roboto Condensed" w:eastAsia="Times New Roman" w:hAnsi="Roboto Condensed" w:cs="Courier New"/>
-          <w:sz w:val="30"/>
-          <w:szCs w:val="30"/>
-          <w:lang w:val="en-US"/>
-        </w:rPr>
-        <w:t xml:space="preserve"> test screenshot, </w:t>
+        <w:t xml:space="preserve">CI badge screenshot, </w:t>
       </w:r>
     </w:p>
     <w:p>
@@ -380,6 +378,7 @@
           <w:lang w:val="en-US"/>
         </w:rPr>
       </w:pPr>
+      <w:proofErr w:type="gramStart"/>
       <w:r>
         <w:rPr>
           <w:rFonts w:ascii="Roboto Condensed" w:eastAsia="Times New Roman" w:hAnsi="Roboto Condensed" w:cs="Courier New"/>
@@ -387,950 +386,18 @@
           <w:szCs w:val="30"/>
           <w:lang w:val="en-US"/>
         </w:rPr>
-        <w:t xml:space="preserve">E2E test screenshot, </w:t>
-      </w:r>
-    </w:p>
-    <w:p>
-      <w:pPr>
-        <w:tabs>
-          <w:tab w:val="left" w:pos="916"/>
-          <w:tab w:val="left" w:pos="1832"/>
-          <w:tab w:val="left" w:pos="2748"/>
-          <w:tab w:val="left" w:pos="3664"/>
-          <w:tab w:val="left" w:pos="4580"/>
-          <w:tab w:val="left" w:pos="5496"/>
-          <w:tab w:val="left" w:pos="6412"/>
-          <w:tab w:val="left" w:pos="7328"/>
-          <w:tab w:val="left" w:pos="8244"/>
-          <w:tab w:val="left" w:pos="9160"/>
-          <w:tab w:val="left" w:pos="10076"/>
-          <w:tab w:val="left" w:pos="10992"/>
-          <w:tab w:val="left" w:pos="11908"/>
-          <w:tab w:val="left" w:pos="12824"/>
-          <w:tab w:val="left" w:pos="13740"/>
-          <w:tab w:val="left" w:pos="14656"/>
-        </w:tabs>
-        <w:spacing w:after="0" w:line="20" w:lineRule="atLeast"/>
+        <w:t>release</w:t>
+      </w:r>
+      <w:proofErr w:type="gramEnd"/>
+      <w:r>
         <w:rPr>
           <w:rFonts w:ascii="Roboto Condensed" w:eastAsia="Times New Roman" w:hAnsi="Roboto Condensed" w:cs="Courier New"/>
           <w:sz w:val="30"/>
           <w:szCs w:val="30"/>
           <w:lang w:val="en-US"/>
         </w:rPr>
-      </w:pPr>
-      <w:proofErr w:type="gramStart"/>
-      <w:r>
-        <w:rPr>
-          <w:rFonts w:ascii="Roboto Condensed" w:eastAsia="Times New Roman" w:hAnsi="Roboto Condensed" w:cs="Courier New"/>
-          <w:sz w:val="30"/>
-          <w:szCs w:val="30"/>
-          <w:lang w:val="en-US"/>
-        </w:rPr>
-        <w:t>critical</w:t>
-      </w:r>
-      <w:proofErr w:type="gramEnd"/>
-      <w:r>
-        <w:rPr>
-          <w:rFonts w:ascii="Roboto Condensed" w:eastAsia="Times New Roman" w:hAnsi="Roboto Condensed" w:cs="Courier New"/>
-          <w:sz w:val="30"/>
-          <w:szCs w:val="30"/>
-          <w:lang w:val="en-US"/>
-        </w:rPr>
-        <w:t xml:space="preserve"> tests screenshot,</w:t>
-      </w:r>
-    </w:p>
-    <w:p>
-      <w:pPr>
-        <w:tabs>
-          <w:tab w:val="left" w:pos="916"/>
-          <w:tab w:val="left" w:pos="1832"/>
-          <w:tab w:val="left" w:pos="2748"/>
-          <w:tab w:val="left" w:pos="3664"/>
-          <w:tab w:val="left" w:pos="4580"/>
-          <w:tab w:val="left" w:pos="5496"/>
-          <w:tab w:val="left" w:pos="6412"/>
-          <w:tab w:val="left" w:pos="7328"/>
-          <w:tab w:val="left" w:pos="8244"/>
-          <w:tab w:val="left" w:pos="9160"/>
-          <w:tab w:val="left" w:pos="10076"/>
-          <w:tab w:val="left" w:pos="10992"/>
-          <w:tab w:val="left" w:pos="11908"/>
-          <w:tab w:val="left" w:pos="12824"/>
-          <w:tab w:val="left" w:pos="13740"/>
-          <w:tab w:val="left" w:pos="14656"/>
-        </w:tabs>
-        <w:spacing w:after="0" w:line="20" w:lineRule="atLeast"/>
-        <w:rPr>
-          <w:rFonts w:ascii="Roboto Condensed" w:eastAsia="Times New Roman" w:hAnsi="Roboto Condensed" w:cs="Courier New"/>
-          <w:sz w:val="30"/>
-          <w:szCs w:val="30"/>
-          <w:lang w:val="en-US"/>
-        </w:rPr>
-      </w:pPr>
-      <w:r>
-        <w:rPr>
-          <w:rFonts w:ascii="Roboto Condensed" w:eastAsia="Times New Roman" w:hAnsi="Roboto Condensed" w:cs="Courier New"/>
-          <w:sz w:val="30"/>
-          <w:szCs w:val="30"/>
-          <w:lang w:val="en-US"/>
-        </w:rPr>
-        <w:t xml:space="preserve"> </w:t>
-      </w:r>
-      <w:proofErr w:type="gramStart"/>
-      <w:r>
-        <w:rPr>
-          <w:rFonts w:ascii="Roboto Condensed" w:eastAsia="Times New Roman" w:hAnsi="Roboto Condensed" w:cs="Courier New"/>
-          <w:sz w:val="30"/>
-          <w:szCs w:val="30"/>
-          <w:lang w:val="en-US"/>
-        </w:rPr>
-        <w:t>accessibility</w:t>
-      </w:r>
-      <w:proofErr w:type="gramEnd"/>
-      <w:r>
-        <w:rPr>
-          <w:rFonts w:ascii="Roboto Condensed" w:eastAsia="Times New Roman" w:hAnsi="Roboto Condensed" w:cs="Courier New"/>
-          <w:sz w:val="30"/>
-          <w:szCs w:val="30"/>
-          <w:lang w:val="en-US"/>
-        </w:rPr>
-        <w:t xml:space="preserve"> check screenshot,</w:t>
-      </w:r>
-    </w:p>
-    <w:p>
-      <w:pPr>
-        <w:tabs>
-          <w:tab w:val="left" w:pos="916"/>
-          <w:tab w:val="left" w:pos="1832"/>
-          <w:tab w:val="left" w:pos="2748"/>
-          <w:tab w:val="left" w:pos="3664"/>
-          <w:tab w:val="left" w:pos="4580"/>
-          <w:tab w:val="left" w:pos="5496"/>
-          <w:tab w:val="left" w:pos="6412"/>
-          <w:tab w:val="left" w:pos="7328"/>
-          <w:tab w:val="left" w:pos="8244"/>
-          <w:tab w:val="left" w:pos="9160"/>
-          <w:tab w:val="left" w:pos="10076"/>
-          <w:tab w:val="left" w:pos="10992"/>
-          <w:tab w:val="left" w:pos="11908"/>
-          <w:tab w:val="left" w:pos="12824"/>
-          <w:tab w:val="left" w:pos="13740"/>
-          <w:tab w:val="left" w:pos="14656"/>
-        </w:tabs>
-        <w:spacing w:after="0" w:line="20" w:lineRule="atLeast"/>
-        <w:rPr>
-          <w:rFonts w:ascii="Roboto Condensed" w:eastAsia="Times New Roman" w:hAnsi="Roboto Condensed" w:cs="Courier New"/>
-          <w:sz w:val="30"/>
-          <w:szCs w:val="30"/>
-          <w:lang w:val="en-US"/>
-        </w:rPr>
-      </w:pPr>
-      <w:r>
-        <w:rPr>
-          <w:rFonts w:ascii="Roboto Condensed" w:eastAsia="Times New Roman" w:hAnsi="Roboto Condensed" w:cs="Courier New"/>
-          <w:sz w:val="30"/>
-          <w:szCs w:val="30"/>
-          <w:lang w:val="en-US"/>
-        </w:rPr>
-        <w:t xml:space="preserve"> </w:t>
-      </w:r>
-      <w:proofErr w:type="gramStart"/>
-      <w:r>
-        <w:rPr>
-          <w:rFonts w:ascii="Roboto Condensed" w:eastAsia="Times New Roman" w:hAnsi="Roboto Condensed" w:cs="Courier New"/>
-          <w:sz w:val="30"/>
-          <w:szCs w:val="30"/>
-          <w:lang w:val="en-US"/>
-        </w:rPr>
-        <w:t>test</w:t>
-      </w:r>
-      <w:proofErr w:type="gramEnd"/>
-      <w:r>
-        <w:rPr>
-          <w:rFonts w:ascii="Roboto Condensed" w:eastAsia="Times New Roman" w:hAnsi="Roboto Condensed" w:cs="Courier New"/>
-          <w:sz w:val="30"/>
-          <w:szCs w:val="30"/>
-          <w:lang w:val="en-US"/>
-        </w:rPr>
-        <w:t xml:space="preserve"> report screenshot, </w:t>
-      </w:r>
-    </w:p>
-    <w:p>
-      <w:pPr>
-        <w:tabs>
-          <w:tab w:val="left" w:pos="916"/>
-          <w:tab w:val="left" w:pos="1832"/>
-          <w:tab w:val="left" w:pos="2748"/>
-          <w:tab w:val="left" w:pos="3664"/>
-          <w:tab w:val="left" w:pos="4580"/>
-          <w:tab w:val="left" w:pos="5496"/>
-          <w:tab w:val="left" w:pos="6412"/>
-          <w:tab w:val="left" w:pos="7328"/>
-          <w:tab w:val="left" w:pos="8244"/>
-          <w:tab w:val="left" w:pos="9160"/>
-          <w:tab w:val="left" w:pos="10076"/>
-          <w:tab w:val="left" w:pos="10992"/>
-          <w:tab w:val="left" w:pos="11908"/>
-          <w:tab w:val="left" w:pos="12824"/>
-          <w:tab w:val="left" w:pos="13740"/>
-          <w:tab w:val="left" w:pos="14656"/>
-        </w:tabs>
-        <w:spacing w:after="0" w:line="20" w:lineRule="atLeast"/>
-        <w:rPr>
-          <w:rFonts w:ascii="Roboto Condensed" w:eastAsia="Times New Roman" w:hAnsi="Roboto Condensed" w:cs="Courier New"/>
-          <w:sz w:val="30"/>
-          <w:szCs w:val="30"/>
-          <w:lang w:val="en-US"/>
-        </w:rPr>
-      </w:pPr>
-      <w:proofErr w:type="gramStart"/>
-      <w:r>
-        <w:rPr>
-          <w:rFonts w:ascii="Roboto Condensed" w:eastAsia="Times New Roman" w:hAnsi="Roboto Condensed" w:cs="Courier New"/>
-          <w:sz w:val="30"/>
-          <w:szCs w:val="30"/>
-          <w:lang w:val="en-US"/>
-        </w:rPr>
-        <w:t>release</w:t>
-      </w:r>
-      <w:proofErr w:type="gramEnd"/>
-      <w:r>
-        <w:rPr>
-          <w:rFonts w:ascii="Roboto Condensed" w:eastAsia="Times New Roman" w:hAnsi="Roboto Condensed" w:cs="Courier New"/>
-          <w:sz w:val="30"/>
-          <w:szCs w:val="30"/>
-          <w:lang w:val="en-US"/>
-        </w:rPr>
-        <w:t xml:space="preserve"> candidate screenshot,</w:t>
-      </w:r>
-      <w:bookmarkStart w:id="0" w:name="_GoBack"/>
-      <w:bookmarkEnd w:id="0"/>
-      <w:r>
-        <w:rPr>
-          <w:rFonts w:ascii="Roboto Condensed" w:hAnsi="Roboto Condensed"/>
-          <w:sz w:val="30"/>
-          <w:szCs w:val="30"/>
-        </w:rPr>
-        <w:br w:type="page"/>
-      </w:r>
-    </w:p>
-    <w:p>
-      <w:pPr>
-        <w:spacing w:after="0" w:line="20" w:lineRule="atLeast"/>
-        <w:rPr>
-          <w:rFonts w:ascii="Roboto Condensed" w:hAnsi="Roboto Condensed"/>
-          <w:sz w:val="30"/>
-          <w:szCs w:val="30"/>
-        </w:rPr>
-      </w:pPr>
-      <w:r>
-        <w:rPr>
-          <w:rFonts w:ascii="Roboto Condensed" w:hAnsi="Roboto Condensed"/>
-          <w:sz w:val="30"/>
-          <w:szCs w:val="30"/>
-        </w:rPr>
-        <w:lastRenderedPageBreak/>
-        <w:t>---------------Sprint 17 — CI/CD and Deployment Automation</w:t>
-      </w:r>
-    </w:p>
-    <w:p>
-      <w:pPr>
-        <w:tabs>
-          <w:tab w:val="left" w:pos="916"/>
-          <w:tab w:val="left" w:pos="1832"/>
-          <w:tab w:val="left" w:pos="2748"/>
-          <w:tab w:val="left" w:pos="3664"/>
-          <w:tab w:val="left" w:pos="4580"/>
-          <w:tab w:val="left" w:pos="5496"/>
-          <w:tab w:val="left" w:pos="6412"/>
-          <w:tab w:val="left" w:pos="7328"/>
-          <w:tab w:val="left" w:pos="8244"/>
-          <w:tab w:val="left" w:pos="9160"/>
-          <w:tab w:val="left" w:pos="10076"/>
-          <w:tab w:val="left" w:pos="10992"/>
-          <w:tab w:val="left" w:pos="11908"/>
-          <w:tab w:val="left" w:pos="12824"/>
-          <w:tab w:val="left" w:pos="13740"/>
-          <w:tab w:val="left" w:pos="14656"/>
-        </w:tabs>
-        <w:spacing w:after="0" w:line="20" w:lineRule="atLeast"/>
-        <w:rPr>
-          <w:rFonts w:ascii="Roboto Condensed" w:eastAsia="Times New Roman" w:hAnsi="Roboto Condensed" w:cs="Courier New"/>
-          <w:sz w:val="30"/>
-          <w:szCs w:val="30"/>
-          <w:lang w:val="en-US"/>
-        </w:rPr>
-      </w:pPr>
-    </w:p>
-    <w:p>
-      <w:pPr>
-        <w:tabs>
-          <w:tab w:val="left" w:pos="916"/>
-          <w:tab w:val="left" w:pos="1832"/>
-          <w:tab w:val="left" w:pos="2748"/>
-          <w:tab w:val="left" w:pos="3664"/>
-          <w:tab w:val="left" w:pos="4580"/>
-          <w:tab w:val="left" w:pos="5496"/>
-          <w:tab w:val="left" w:pos="6412"/>
-          <w:tab w:val="left" w:pos="7328"/>
-          <w:tab w:val="left" w:pos="8244"/>
-          <w:tab w:val="left" w:pos="9160"/>
-          <w:tab w:val="left" w:pos="10076"/>
-          <w:tab w:val="left" w:pos="10992"/>
-          <w:tab w:val="left" w:pos="11908"/>
-          <w:tab w:val="left" w:pos="12824"/>
-          <w:tab w:val="left" w:pos="13740"/>
-          <w:tab w:val="left" w:pos="14656"/>
-        </w:tabs>
-        <w:spacing w:after="0" w:line="20" w:lineRule="atLeast"/>
-        <w:rPr>
-          <w:rFonts w:ascii="Roboto Condensed" w:eastAsia="Times New Roman" w:hAnsi="Roboto Condensed" w:cs="Courier New"/>
-          <w:sz w:val="30"/>
-          <w:szCs w:val="30"/>
-          <w:lang w:val="en-US"/>
-        </w:rPr>
-      </w:pPr>
-      <w:r>
-        <w:rPr>
-          <w:rFonts w:ascii="Roboto Condensed" w:eastAsia="Times New Roman" w:hAnsi="Roboto Condensed" w:cs="Courier New"/>
-          <w:sz w:val="30"/>
-          <w:szCs w:val="30"/>
-          <w:lang w:val="en-US"/>
-        </w:rPr>
-        <w:t>Sprint Planning:</w:t>
-      </w:r>
-    </w:p>
-    <w:p>
-      <w:pPr>
-        <w:tabs>
-          <w:tab w:val="left" w:pos="916"/>
-          <w:tab w:val="left" w:pos="1832"/>
-          <w:tab w:val="left" w:pos="2748"/>
-          <w:tab w:val="left" w:pos="3664"/>
-          <w:tab w:val="left" w:pos="4580"/>
-          <w:tab w:val="left" w:pos="5496"/>
-          <w:tab w:val="left" w:pos="6412"/>
-          <w:tab w:val="left" w:pos="7328"/>
-          <w:tab w:val="left" w:pos="8244"/>
-          <w:tab w:val="left" w:pos="9160"/>
-          <w:tab w:val="left" w:pos="10076"/>
-          <w:tab w:val="left" w:pos="10992"/>
-          <w:tab w:val="left" w:pos="11908"/>
-          <w:tab w:val="left" w:pos="12824"/>
-          <w:tab w:val="left" w:pos="13740"/>
-          <w:tab w:val="left" w:pos="14656"/>
-        </w:tabs>
-        <w:spacing w:after="0" w:line="20" w:lineRule="atLeast"/>
-        <w:rPr>
-          <w:rFonts w:ascii="Roboto Condensed" w:eastAsia="Times New Roman" w:hAnsi="Roboto Condensed" w:cs="Courier New"/>
-          <w:sz w:val="30"/>
-          <w:szCs w:val="30"/>
-          <w:lang w:val="en-US"/>
-        </w:rPr>
-      </w:pPr>
-      <w:r>
-        <w:rPr>
-          <w:rFonts w:ascii="Roboto Condensed" w:eastAsia="Times New Roman" w:hAnsi="Roboto Condensed" w:cs="Courier New"/>
-          <w:sz w:val="30"/>
-          <w:szCs w:val="30"/>
-          <w:lang w:val="en-US"/>
-        </w:rPr>
-        <w:t>The sprint goal was to automate build, test, packaging, and deployment preparation. The selected work included GitHub Actions workflow, backend build/test jobs, frontend install/lint/test/build jobs, Docker backend/frontend image builds, Docker Compose validation, environment variable template, secrets documentation, deployment workflow placeholder, release artifact generation, CI badge, and pipeline failure/pass verification.</w:t>
-      </w:r>
-    </w:p>
-    <w:p>
-      <w:pPr>
-        <w:tabs>
-          <w:tab w:val="left" w:pos="916"/>
-          <w:tab w:val="left" w:pos="1832"/>
-          <w:tab w:val="left" w:pos="2748"/>
-          <w:tab w:val="left" w:pos="3664"/>
-          <w:tab w:val="left" w:pos="4580"/>
-          <w:tab w:val="left" w:pos="5496"/>
-          <w:tab w:val="left" w:pos="6412"/>
-          <w:tab w:val="left" w:pos="7328"/>
-          <w:tab w:val="left" w:pos="8244"/>
-          <w:tab w:val="left" w:pos="9160"/>
-          <w:tab w:val="left" w:pos="10076"/>
-          <w:tab w:val="left" w:pos="10992"/>
-          <w:tab w:val="left" w:pos="11908"/>
-          <w:tab w:val="left" w:pos="12824"/>
-          <w:tab w:val="left" w:pos="13740"/>
-          <w:tab w:val="left" w:pos="14656"/>
-        </w:tabs>
-        <w:spacing w:after="0" w:line="20" w:lineRule="atLeast"/>
-        <w:rPr>
-          <w:rFonts w:ascii="Roboto Condensed" w:eastAsia="Times New Roman" w:hAnsi="Roboto Condensed" w:cs="Courier New"/>
-          <w:sz w:val="30"/>
-          <w:szCs w:val="30"/>
-          <w:lang w:val="en-US"/>
-        </w:rPr>
-      </w:pPr>
-      <w:r>
-        <w:rPr>
-          <w:rFonts w:ascii="Roboto Condensed" w:eastAsia="Times New Roman" w:hAnsi="Roboto Condensed" w:cs="Courier New"/>
-          <w:sz w:val="30"/>
-          <w:szCs w:val="30"/>
-          <w:lang w:val="en-US"/>
-        </w:rPr>
-        <w:t>Daily Scrum / Execution Summary:</w:t>
-      </w:r>
-    </w:p>
-    <w:p>
-      <w:pPr>
-        <w:tabs>
-          <w:tab w:val="left" w:pos="916"/>
-          <w:tab w:val="left" w:pos="1832"/>
-          <w:tab w:val="left" w:pos="2748"/>
-          <w:tab w:val="left" w:pos="3664"/>
-          <w:tab w:val="left" w:pos="4580"/>
-          <w:tab w:val="left" w:pos="5496"/>
-          <w:tab w:val="left" w:pos="6412"/>
-          <w:tab w:val="left" w:pos="7328"/>
-          <w:tab w:val="left" w:pos="8244"/>
-          <w:tab w:val="left" w:pos="9160"/>
-          <w:tab w:val="left" w:pos="10076"/>
-          <w:tab w:val="left" w:pos="10992"/>
-          <w:tab w:val="left" w:pos="11908"/>
-          <w:tab w:val="left" w:pos="12824"/>
-          <w:tab w:val="left" w:pos="13740"/>
-          <w:tab w:val="left" w:pos="14656"/>
-        </w:tabs>
-        <w:spacing w:after="0" w:line="20" w:lineRule="atLeast"/>
-        <w:rPr>
-          <w:rFonts w:ascii="Roboto Condensed" w:eastAsia="Times New Roman" w:hAnsi="Roboto Condensed" w:cs="Courier New"/>
-          <w:sz w:val="30"/>
-          <w:szCs w:val="30"/>
-          <w:lang w:val="en-US"/>
-        </w:rPr>
-      </w:pPr>
-      <w:r>
-        <w:rPr>
-          <w:rFonts w:ascii="Roboto Condensed" w:eastAsia="Times New Roman" w:hAnsi="Roboto Condensed" w:cs="Courier New"/>
-          <w:sz w:val="30"/>
-          <w:szCs w:val="30"/>
-          <w:lang w:val="en-US"/>
-        </w:rPr>
-        <w:t>The sprint focused on automating repeatable delivery. Work progressed on CI pipeline setup, automated build/test checks, Docker image preparation, environment documentation, release artifacts, and validation that the pipeline fails on broken tests and passes on a clean main branch.</w:t>
-      </w:r>
-    </w:p>
-    <w:p>
-      <w:pPr>
-        <w:tabs>
-          <w:tab w:val="left" w:pos="916"/>
-          <w:tab w:val="left" w:pos="1832"/>
-          <w:tab w:val="left" w:pos="2748"/>
-          <w:tab w:val="left" w:pos="3664"/>
-          <w:tab w:val="left" w:pos="4580"/>
-          <w:tab w:val="left" w:pos="5496"/>
-          <w:tab w:val="left" w:pos="6412"/>
-          <w:tab w:val="left" w:pos="7328"/>
-          <w:tab w:val="left" w:pos="8244"/>
-          <w:tab w:val="left" w:pos="9160"/>
-          <w:tab w:val="left" w:pos="10076"/>
-          <w:tab w:val="left" w:pos="10992"/>
-          <w:tab w:val="left" w:pos="11908"/>
-          <w:tab w:val="left" w:pos="12824"/>
-          <w:tab w:val="left" w:pos="13740"/>
-          <w:tab w:val="left" w:pos="14656"/>
-        </w:tabs>
-        <w:spacing w:after="0" w:line="20" w:lineRule="atLeast"/>
-        <w:rPr>
-          <w:rFonts w:ascii="Roboto Condensed" w:eastAsia="Times New Roman" w:hAnsi="Roboto Condensed" w:cs="Courier New"/>
-          <w:sz w:val="30"/>
-          <w:szCs w:val="30"/>
-          <w:lang w:val="en-US"/>
-        </w:rPr>
-      </w:pPr>
-      <w:r>
-        <w:rPr>
-          <w:rFonts w:ascii="Roboto Condensed" w:eastAsia="Times New Roman" w:hAnsi="Roboto Condensed" w:cs="Courier New"/>
-          <w:sz w:val="30"/>
-          <w:szCs w:val="30"/>
-          <w:lang w:val="en-US"/>
-        </w:rPr>
-        <w:t>Sprint Review:</w:t>
-      </w:r>
-    </w:p>
-    <w:p>
-      <w:pPr>
-        <w:tabs>
-          <w:tab w:val="left" w:pos="916"/>
-          <w:tab w:val="left" w:pos="1832"/>
-          <w:tab w:val="left" w:pos="2748"/>
-          <w:tab w:val="left" w:pos="3664"/>
-          <w:tab w:val="left" w:pos="4580"/>
-          <w:tab w:val="left" w:pos="5496"/>
-          <w:tab w:val="left" w:pos="6412"/>
-          <w:tab w:val="left" w:pos="7328"/>
-          <w:tab w:val="left" w:pos="8244"/>
-          <w:tab w:val="left" w:pos="9160"/>
-          <w:tab w:val="left" w:pos="10076"/>
-          <w:tab w:val="left" w:pos="10992"/>
-          <w:tab w:val="left" w:pos="11908"/>
-          <w:tab w:val="left" w:pos="12824"/>
-          <w:tab w:val="left" w:pos="13740"/>
-          <w:tab w:val="left" w:pos="14656"/>
-        </w:tabs>
-        <w:spacing w:after="0" w:line="20" w:lineRule="atLeast"/>
-        <w:rPr>
-          <w:rFonts w:ascii="Roboto Condensed" w:eastAsia="Times New Roman" w:hAnsi="Roboto Condensed" w:cs="Courier New"/>
-          <w:sz w:val="30"/>
-          <w:szCs w:val="30"/>
-          <w:lang w:val="en-US"/>
-        </w:rPr>
-      </w:pPr>
-      <w:r>
-        <w:rPr>
-          <w:rFonts w:ascii="Roboto Condensed" w:eastAsia="Times New Roman" w:hAnsi="Roboto Condensed" w:cs="Courier New"/>
-          <w:sz w:val="30"/>
-          <w:szCs w:val="30"/>
-          <w:lang w:val="en-US"/>
-        </w:rPr>
-        <w:t xml:space="preserve">The sprint increment demonstrated a passing CI pipeline from a clean </w:t>
-      </w:r>
-      <w:proofErr w:type="gramStart"/>
-      <w:r>
-        <w:rPr>
-          <w:rFonts w:ascii="Roboto Condensed" w:eastAsia="Times New Roman" w:hAnsi="Roboto Condensed" w:cs="Courier New"/>
-          <w:sz w:val="30"/>
-          <w:szCs w:val="30"/>
-          <w:lang w:val="en-US"/>
-        </w:rPr>
-        <w:t>commit,</w:t>
-      </w:r>
-      <w:proofErr w:type="gramEnd"/>
-      <w:r>
-        <w:rPr>
-          <w:rFonts w:ascii="Roboto Condensed" w:eastAsia="Times New Roman" w:hAnsi="Roboto Condensed" w:cs="Courier New"/>
-          <w:sz w:val="30"/>
-          <w:szCs w:val="30"/>
-          <w:lang w:val="en-US"/>
-        </w:rPr>
-        <w:t xml:space="preserve"> automated frontend/backend checks, Docker image build preparation, and release artifact generation.</w:t>
-      </w:r>
-    </w:p>
-    <w:p>
-      <w:pPr>
-        <w:tabs>
-          <w:tab w:val="left" w:pos="916"/>
-          <w:tab w:val="left" w:pos="1832"/>
-          <w:tab w:val="left" w:pos="2748"/>
-          <w:tab w:val="left" w:pos="3664"/>
-          <w:tab w:val="left" w:pos="4580"/>
-          <w:tab w:val="left" w:pos="5496"/>
-          <w:tab w:val="left" w:pos="6412"/>
-          <w:tab w:val="left" w:pos="7328"/>
-          <w:tab w:val="left" w:pos="8244"/>
-          <w:tab w:val="left" w:pos="9160"/>
-          <w:tab w:val="left" w:pos="10076"/>
-          <w:tab w:val="left" w:pos="10992"/>
-          <w:tab w:val="left" w:pos="11908"/>
-          <w:tab w:val="left" w:pos="12824"/>
-          <w:tab w:val="left" w:pos="13740"/>
-          <w:tab w:val="left" w:pos="14656"/>
-        </w:tabs>
-        <w:spacing w:after="0" w:line="20" w:lineRule="atLeast"/>
-        <w:rPr>
-          <w:rFonts w:ascii="Roboto Condensed" w:eastAsia="Times New Roman" w:hAnsi="Roboto Condensed" w:cs="Courier New"/>
-          <w:sz w:val="30"/>
-          <w:szCs w:val="30"/>
-          <w:lang w:val="en-US"/>
-        </w:rPr>
-      </w:pPr>
-    </w:p>
-    <w:p>
-      <w:pPr>
-        <w:tabs>
-          <w:tab w:val="left" w:pos="916"/>
-          <w:tab w:val="left" w:pos="1832"/>
-          <w:tab w:val="left" w:pos="2748"/>
-          <w:tab w:val="left" w:pos="3664"/>
-          <w:tab w:val="left" w:pos="4580"/>
-          <w:tab w:val="left" w:pos="5496"/>
-          <w:tab w:val="left" w:pos="6412"/>
-          <w:tab w:val="left" w:pos="7328"/>
-          <w:tab w:val="left" w:pos="8244"/>
-          <w:tab w:val="left" w:pos="9160"/>
-          <w:tab w:val="left" w:pos="10076"/>
-          <w:tab w:val="left" w:pos="10992"/>
-          <w:tab w:val="left" w:pos="11908"/>
-          <w:tab w:val="left" w:pos="12824"/>
-          <w:tab w:val="left" w:pos="13740"/>
-          <w:tab w:val="left" w:pos="14656"/>
-        </w:tabs>
-        <w:spacing w:after="0" w:line="20" w:lineRule="atLeast"/>
-        <w:rPr>
-          <w:rFonts w:ascii="Roboto Condensed" w:eastAsia="Times New Roman" w:hAnsi="Roboto Condensed" w:cs="Courier New"/>
-          <w:sz w:val="30"/>
-          <w:szCs w:val="30"/>
-          <w:lang w:val="en-US"/>
-        </w:rPr>
-      </w:pPr>
-      <w:r>
-        <w:rPr>
-          <w:rFonts w:ascii="Roboto Condensed" w:eastAsia="Times New Roman" w:hAnsi="Roboto Condensed" w:cs="Courier New"/>
-          <w:sz w:val="30"/>
-          <w:szCs w:val="30"/>
-          <w:lang w:val="en-US"/>
-        </w:rPr>
-        <w:t>Sprint Retrospective:</w:t>
-      </w:r>
-    </w:p>
-    <w:p>
-      <w:pPr>
-        <w:tabs>
-          <w:tab w:val="left" w:pos="916"/>
-          <w:tab w:val="left" w:pos="1832"/>
-          <w:tab w:val="left" w:pos="2748"/>
-          <w:tab w:val="left" w:pos="3664"/>
-          <w:tab w:val="left" w:pos="4580"/>
-          <w:tab w:val="left" w:pos="5496"/>
-          <w:tab w:val="left" w:pos="6412"/>
-          <w:tab w:val="left" w:pos="7328"/>
-          <w:tab w:val="left" w:pos="8244"/>
-          <w:tab w:val="left" w:pos="9160"/>
-          <w:tab w:val="left" w:pos="10076"/>
-          <w:tab w:val="left" w:pos="10992"/>
-          <w:tab w:val="left" w:pos="11908"/>
-          <w:tab w:val="left" w:pos="12824"/>
-          <w:tab w:val="left" w:pos="13740"/>
-          <w:tab w:val="left" w:pos="14656"/>
-        </w:tabs>
-        <w:spacing w:after="0" w:line="20" w:lineRule="atLeast"/>
-        <w:rPr>
-          <w:rFonts w:ascii="Roboto Condensed" w:eastAsia="Times New Roman" w:hAnsi="Roboto Condensed" w:cs="Courier New"/>
-          <w:sz w:val="30"/>
-          <w:szCs w:val="30"/>
-          <w:lang w:val="en-US"/>
-        </w:rPr>
-      </w:pPr>
-      <w:r>
-        <w:rPr>
-          <w:rFonts w:ascii="Roboto Condensed" w:eastAsia="Times New Roman" w:hAnsi="Roboto Condensed" w:cs="Courier New"/>
-          <w:sz w:val="30"/>
-          <w:szCs w:val="30"/>
-          <w:lang w:val="en-US"/>
-        </w:rPr>
-        <w:t xml:space="preserve">What went well: delivery became more repeatable and </w:t>
-      </w:r>
-      <w:proofErr w:type="gramStart"/>
-      <w:r>
-        <w:rPr>
-          <w:rFonts w:ascii="Roboto Condensed" w:eastAsia="Times New Roman" w:hAnsi="Roboto Condensed" w:cs="Courier New"/>
-          <w:sz w:val="30"/>
-          <w:szCs w:val="30"/>
-          <w:lang w:val="en-US"/>
-        </w:rPr>
-        <w:t>less manual</w:t>
-      </w:r>
-      <w:proofErr w:type="gramEnd"/>
-      <w:r>
-        <w:rPr>
-          <w:rFonts w:ascii="Roboto Condensed" w:eastAsia="Times New Roman" w:hAnsi="Roboto Condensed" w:cs="Courier New"/>
-          <w:sz w:val="30"/>
-          <w:szCs w:val="30"/>
-          <w:lang w:val="en-US"/>
-        </w:rPr>
-        <w:t>.</w:t>
-      </w:r>
-    </w:p>
-    <w:p>
-      <w:pPr>
-        <w:tabs>
-          <w:tab w:val="left" w:pos="916"/>
-          <w:tab w:val="left" w:pos="1832"/>
-          <w:tab w:val="left" w:pos="2748"/>
-          <w:tab w:val="left" w:pos="3664"/>
-          <w:tab w:val="left" w:pos="4580"/>
-          <w:tab w:val="left" w:pos="5496"/>
-          <w:tab w:val="left" w:pos="6412"/>
-          <w:tab w:val="left" w:pos="7328"/>
-          <w:tab w:val="left" w:pos="8244"/>
-          <w:tab w:val="left" w:pos="9160"/>
-          <w:tab w:val="left" w:pos="10076"/>
-          <w:tab w:val="left" w:pos="10992"/>
-          <w:tab w:val="left" w:pos="11908"/>
-          <w:tab w:val="left" w:pos="12824"/>
-          <w:tab w:val="left" w:pos="13740"/>
-          <w:tab w:val="left" w:pos="14656"/>
-        </w:tabs>
-        <w:spacing w:after="0" w:line="20" w:lineRule="atLeast"/>
-        <w:rPr>
-          <w:rFonts w:ascii="Roboto Condensed" w:eastAsia="Times New Roman" w:hAnsi="Roboto Condensed" w:cs="Courier New"/>
-          <w:sz w:val="30"/>
-          <w:szCs w:val="30"/>
-          <w:lang w:val="en-US"/>
-        </w:rPr>
-      </w:pPr>
-      <w:r>
-        <w:rPr>
-          <w:rFonts w:ascii="Roboto Condensed" w:eastAsia="Times New Roman" w:hAnsi="Roboto Condensed" w:cs="Courier New"/>
-          <w:sz w:val="30"/>
-          <w:szCs w:val="30"/>
-          <w:lang w:val="en-US"/>
-        </w:rPr>
-        <w:t>What could improve: deployment automation can be expanded after the production environment is finalized.</w:t>
-      </w:r>
-    </w:p>
-    <w:p>
-      <w:pPr>
-        <w:tabs>
-          <w:tab w:val="left" w:pos="916"/>
-          <w:tab w:val="left" w:pos="1832"/>
-          <w:tab w:val="left" w:pos="2748"/>
-          <w:tab w:val="left" w:pos="3664"/>
-          <w:tab w:val="left" w:pos="4580"/>
-          <w:tab w:val="left" w:pos="5496"/>
-          <w:tab w:val="left" w:pos="6412"/>
-          <w:tab w:val="left" w:pos="7328"/>
-          <w:tab w:val="left" w:pos="8244"/>
-          <w:tab w:val="left" w:pos="9160"/>
-          <w:tab w:val="left" w:pos="10076"/>
-          <w:tab w:val="left" w:pos="10992"/>
-          <w:tab w:val="left" w:pos="11908"/>
-          <w:tab w:val="left" w:pos="12824"/>
-          <w:tab w:val="left" w:pos="13740"/>
-          <w:tab w:val="left" w:pos="14656"/>
-        </w:tabs>
-        <w:spacing w:after="0" w:line="20" w:lineRule="atLeast"/>
-        <w:rPr>
-          <w:rFonts w:ascii="Roboto Condensed" w:eastAsia="Times New Roman" w:hAnsi="Roboto Condensed" w:cs="Courier New"/>
-          <w:sz w:val="30"/>
-          <w:szCs w:val="30"/>
-          <w:lang w:val="en-US"/>
-        </w:rPr>
-      </w:pPr>
-      <w:r>
-        <w:rPr>
-          <w:rFonts w:ascii="Roboto Condensed" w:eastAsia="Times New Roman" w:hAnsi="Roboto Condensed" w:cs="Courier New"/>
-          <w:sz w:val="30"/>
-          <w:szCs w:val="30"/>
-          <w:lang w:val="en-US"/>
-        </w:rPr>
-        <w:t>Action item: keep main branch protected by passing CI before release.</w:t>
-      </w:r>
-    </w:p>
-    <w:p>
-      <w:pPr>
-        <w:tabs>
-          <w:tab w:val="left" w:pos="916"/>
-          <w:tab w:val="left" w:pos="1832"/>
-          <w:tab w:val="left" w:pos="2748"/>
-          <w:tab w:val="left" w:pos="3664"/>
-          <w:tab w:val="left" w:pos="4580"/>
-          <w:tab w:val="left" w:pos="5496"/>
-          <w:tab w:val="left" w:pos="6412"/>
-          <w:tab w:val="left" w:pos="7328"/>
-          <w:tab w:val="left" w:pos="8244"/>
-          <w:tab w:val="left" w:pos="9160"/>
-          <w:tab w:val="left" w:pos="10076"/>
-          <w:tab w:val="left" w:pos="10992"/>
-          <w:tab w:val="left" w:pos="11908"/>
-          <w:tab w:val="left" w:pos="12824"/>
-          <w:tab w:val="left" w:pos="13740"/>
-          <w:tab w:val="left" w:pos="14656"/>
-        </w:tabs>
-        <w:spacing w:after="0" w:line="20" w:lineRule="atLeast"/>
-        <w:rPr>
-          <w:rFonts w:ascii="Roboto Condensed" w:eastAsia="Times New Roman" w:hAnsi="Roboto Condensed" w:cs="Courier New"/>
-          <w:sz w:val="30"/>
-          <w:szCs w:val="30"/>
-          <w:lang w:val="en-US"/>
-        </w:rPr>
-      </w:pPr>
-    </w:p>
-    <w:p>
-      <w:pPr>
-        <w:tabs>
-          <w:tab w:val="left" w:pos="916"/>
-          <w:tab w:val="left" w:pos="1832"/>
-          <w:tab w:val="left" w:pos="2748"/>
-          <w:tab w:val="left" w:pos="3664"/>
-          <w:tab w:val="left" w:pos="4580"/>
-          <w:tab w:val="left" w:pos="5496"/>
-          <w:tab w:val="left" w:pos="6412"/>
-          <w:tab w:val="left" w:pos="7328"/>
-          <w:tab w:val="left" w:pos="8244"/>
-          <w:tab w:val="left" w:pos="9160"/>
-          <w:tab w:val="left" w:pos="10076"/>
-          <w:tab w:val="left" w:pos="10992"/>
-          <w:tab w:val="left" w:pos="11908"/>
-          <w:tab w:val="left" w:pos="12824"/>
-          <w:tab w:val="left" w:pos="13740"/>
-          <w:tab w:val="left" w:pos="14656"/>
-        </w:tabs>
-        <w:spacing w:after="0" w:line="20" w:lineRule="atLeast"/>
-        <w:rPr>
-          <w:rFonts w:ascii="Roboto Condensed" w:eastAsia="Times New Roman" w:hAnsi="Roboto Condensed" w:cs="Courier New"/>
-          <w:sz w:val="30"/>
-          <w:szCs w:val="30"/>
-          <w:lang w:val="en-US"/>
-        </w:rPr>
-      </w:pPr>
-      <w:r>
-        <w:rPr>
-          <w:rFonts w:ascii="Roboto Condensed" w:eastAsia="Times New Roman" w:hAnsi="Roboto Condensed" w:cs="Courier New"/>
-          <w:sz w:val="30"/>
-          <w:szCs w:val="30"/>
-          <w:lang w:val="en-US"/>
-        </w:rPr>
-        <w:t>Roadmap Update:</w:t>
-      </w:r>
-    </w:p>
-    <w:p>
-      <w:pPr>
-        <w:tabs>
-          <w:tab w:val="left" w:pos="916"/>
-          <w:tab w:val="left" w:pos="1832"/>
-          <w:tab w:val="left" w:pos="2748"/>
-          <w:tab w:val="left" w:pos="3664"/>
-          <w:tab w:val="left" w:pos="4580"/>
-          <w:tab w:val="left" w:pos="5496"/>
-          <w:tab w:val="left" w:pos="6412"/>
-          <w:tab w:val="left" w:pos="7328"/>
-          <w:tab w:val="left" w:pos="8244"/>
-          <w:tab w:val="left" w:pos="9160"/>
-          <w:tab w:val="left" w:pos="10076"/>
-          <w:tab w:val="left" w:pos="10992"/>
-          <w:tab w:val="left" w:pos="11908"/>
-          <w:tab w:val="left" w:pos="12824"/>
-          <w:tab w:val="left" w:pos="13740"/>
-          <w:tab w:val="left" w:pos="14656"/>
-        </w:tabs>
-        <w:spacing w:after="0" w:line="20" w:lineRule="atLeast"/>
-        <w:rPr>
-          <w:rFonts w:ascii="Roboto Condensed" w:eastAsia="Times New Roman" w:hAnsi="Roboto Condensed" w:cs="Courier New"/>
-          <w:sz w:val="30"/>
-          <w:szCs w:val="30"/>
-          <w:lang w:val="en-US"/>
-        </w:rPr>
-      </w:pPr>
-      <w:r>
-        <w:rPr>
-          <w:rFonts w:ascii="Roboto Condensed" w:eastAsia="Times New Roman" w:hAnsi="Roboto Condensed" w:cs="Courier New"/>
-          <w:sz w:val="30"/>
-          <w:szCs w:val="30"/>
-          <w:lang w:val="en-US"/>
-        </w:rPr>
-        <w:t>Sprint 17 completed CI/CD and deployment automation preparation. Related epics: BWCO-25 CI/CD; BWCO-23 Security hardening.</w:t>
-      </w:r>
-    </w:p>
-    <w:p>
-      <w:pPr>
-        <w:tabs>
-          <w:tab w:val="left" w:pos="916"/>
-          <w:tab w:val="left" w:pos="1832"/>
-          <w:tab w:val="left" w:pos="2748"/>
-          <w:tab w:val="left" w:pos="3664"/>
-          <w:tab w:val="left" w:pos="4580"/>
-          <w:tab w:val="left" w:pos="5496"/>
-          <w:tab w:val="left" w:pos="6412"/>
-          <w:tab w:val="left" w:pos="7328"/>
-          <w:tab w:val="left" w:pos="8244"/>
-          <w:tab w:val="left" w:pos="9160"/>
-          <w:tab w:val="left" w:pos="10076"/>
-          <w:tab w:val="left" w:pos="10992"/>
-          <w:tab w:val="left" w:pos="11908"/>
-          <w:tab w:val="left" w:pos="12824"/>
-          <w:tab w:val="left" w:pos="13740"/>
-          <w:tab w:val="left" w:pos="14656"/>
-        </w:tabs>
-        <w:spacing w:after="0" w:line="20" w:lineRule="atLeast"/>
-        <w:rPr>
-          <w:rFonts w:ascii="Roboto Condensed" w:eastAsia="Times New Roman" w:hAnsi="Roboto Condensed" w:cs="Courier New"/>
-          <w:sz w:val="30"/>
-          <w:szCs w:val="30"/>
-          <w:lang w:val="en-US"/>
-        </w:rPr>
-      </w:pPr>
-    </w:p>
-    <w:p>
-      <w:pPr>
-        <w:tabs>
-          <w:tab w:val="left" w:pos="916"/>
-          <w:tab w:val="left" w:pos="1832"/>
-          <w:tab w:val="left" w:pos="2748"/>
-          <w:tab w:val="left" w:pos="3664"/>
-          <w:tab w:val="left" w:pos="4580"/>
-          <w:tab w:val="left" w:pos="5496"/>
-          <w:tab w:val="left" w:pos="6412"/>
-          <w:tab w:val="left" w:pos="7328"/>
-          <w:tab w:val="left" w:pos="8244"/>
-          <w:tab w:val="left" w:pos="9160"/>
-          <w:tab w:val="left" w:pos="10076"/>
-          <w:tab w:val="left" w:pos="10992"/>
-          <w:tab w:val="left" w:pos="11908"/>
-          <w:tab w:val="left" w:pos="12824"/>
-          <w:tab w:val="left" w:pos="13740"/>
-          <w:tab w:val="left" w:pos="14656"/>
-        </w:tabs>
-        <w:spacing w:after="0" w:line="20" w:lineRule="atLeast"/>
-        <w:rPr>
-          <w:rFonts w:ascii="Roboto Condensed" w:eastAsia="Times New Roman" w:hAnsi="Roboto Condensed" w:cs="Courier New"/>
-          <w:sz w:val="30"/>
-          <w:szCs w:val="30"/>
-          <w:lang w:val="en-US"/>
-        </w:rPr>
-      </w:pPr>
-      <w:r>
-        <w:rPr>
-          <w:rFonts w:ascii="Roboto Condensed" w:eastAsia="Times New Roman" w:hAnsi="Roboto Condensed" w:cs="Courier New"/>
-          <w:sz w:val="30"/>
-          <w:szCs w:val="30"/>
-          <w:lang w:val="en-US"/>
-        </w:rPr>
-        <w:t>Evidence to Attach:</w:t>
-      </w:r>
-    </w:p>
-    <w:p>
-      <w:pPr>
-        <w:tabs>
-          <w:tab w:val="left" w:pos="916"/>
-          <w:tab w:val="left" w:pos="1832"/>
-          <w:tab w:val="left" w:pos="2748"/>
-          <w:tab w:val="left" w:pos="3664"/>
-          <w:tab w:val="left" w:pos="4580"/>
-          <w:tab w:val="left" w:pos="5496"/>
-          <w:tab w:val="left" w:pos="6412"/>
-          <w:tab w:val="left" w:pos="7328"/>
-          <w:tab w:val="left" w:pos="8244"/>
-          <w:tab w:val="left" w:pos="9160"/>
-          <w:tab w:val="left" w:pos="10076"/>
-          <w:tab w:val="left" w:pos="10992"/>
-          <w:tab w:val="left" w:pos="11908"/>
-          <w:tab w:val="left" w:pos="12824"/>
-          <w:tab w:val="left" w:pos="13740"/>
-          <w:tab w:val="left" w:pos="14656"/>
-        </w:tabs>
-        <w:spacing w:after="0" w:line="20" w:lineRule="atLeast"/>
-        <w:rPr>
-          <w:rFonts w:ascii="Roboto Condensed" w:eastAsia="Times New Roman" w:hAnsi="Roboto Condensed" w:cs="Courier New"/>
-          <w:sz w:val="30"/>
-          <w:szCs w:val="30"/>
-          <w:lang w:val="en-US"/>
-        </w:rPr>
-      </w:pPr>
-      <w:r>
-        <w:rPr>
-          <w:rFonts w:ascii="Roboto Condensed" w:eastAsia="Times New Roman" w:hAnsi="Roboto Condensed" w:cs="Courier New"/>
-          <w:sz w:val="30"/>
-          <w:szCs w:val="30"/>
-          <w:lang w:val="en-US"/>
-        </w:rPr>
-        <w:t>GitHub Actions workflow screenshot, passing pipeline screenshot, failing pipeline test screenshot, Docker build screenshot, environment template screenshot, CI badge screenshot, release artifact screenshot, Sprint 17 review note, Sprint 17 retrospective note.</w:t>
-      </w:r>
-    </w:p>
-    <w:p>
-      <w:pPr>
-        <w:spacing w:after="0" w:line="20" w:lineRule="atLeast"/>
-        <w:rPr>
-          <w:rFonts w:ascii="Roboto Condensed" w:hAnsi="Roboto Condensed"/>
-          <w:sz w:val="30"/>
-          <w:szCs w:val="30"/>
-          <w:lang w:val="en-US"/>
-        </w:rPr>
-      </w:pPr>
+        <w:t xml:space="preserve"> artifact screenshot, </w:t>
+      </w:r>
     </w:p>
     <w:p>
       <w:pPr>
